--- a/CHECKLISTS/CARGO SHIP SAFETY RADIOTELEPHONY CERTIFICATE/CHECK LIST/SARCE-02.docx
+++ b/CHECKLISTS/CARGO SHIP SAFETY RADIOTELEPHONY CERTIFICATE/CHECK LIST/SARCE-02.docx
@@ -802,40 +802,46 @@
           <w:trHeight w:hRule="exact" w:val="907"/>
         </w:trPr>
         <w:tc>
-          <w:tcPr>
-            <w:tcW w:w="2927" w:type="dxa"/>
-            <w:tcBorders>
-              <w:top w:val="single" w:sz="7" w:space="0" w:color="000000"/>
-              <w:left w:val="single" w:sz="7" w:space="0" w:color="000000"/>
-              <w:bottom w:val="single" w:sz="5" w:space="0" w:color="000000"/>
-              <w:right w:val="single" w:sz="7" w:space="0" w:color="000000"/>
-            </w:tcBorders>
-          </w:tcPr>
-          <w:p/>
+          <w:sdt>
+            <w:sdtPr>
+              <w:tag w:val="vessel_name"/>
+            </w:sdtPr>
+            <w:sdtContent>
+              <w:p>
+                <w:r>
+                  <w:t>{vessel_name}</w:t>
+                </w:r>
+              </w:p>
+            </w:sdtContent>
+          </w:sdt>
         </w:tc>
         <w:tc>
-          <w:tcPr>
-            <w:tcW w:w="2160" w:type="dxa"/>
-            <w:tcBorders>
-              <w:top w:val="single" w:sz="7" w:space="0" w:color="000000"/>
-              <w:left w:val="single" w:sz="7" w:space="0" w:color="000000"/>
-              <w:bottom w:val="single" w:sz="5" w:space="0" w:color="000000"/>
-              <w:right w:val="single" w:sz="7" w:space="0" w:color="000000"/>
-            </w:tcBorders>
-          </w:tcPr>
-          <w:p/>
+          <w:sdt>
+            <w:sdtPr>
+              <w:tag w:val="call_sign"/>
+            </w:sdtPr>
+            <w:sdtContent>
+              <w:p>
+                <w:r>
+                  <w:t>{call_sign}</w:t>
+                </w:r>
+              </w:p>
+            </w:sdtContent>
+          </w:sdt>
         </w:tc>
         <w:tc>
-          <w:tcPr>
-            <w:tcW w:w="2542" w:type="dxa"/>
-            <w:tcBorders>
-              <w:top w:val="single" w:sz="7" w:space="0" w:color="000000"/>
-              <w:left w:val="single" w:sz="7" w:space="0" w:color="000000"/>
-              <w:bottom w:val="single" w:sz="5" w:space="0" w:color="000000"/>
-              <w:right w:val="single" w:sz="7" w:space="0" w:color="000000"/>
-            </w:tcBorders>
-          </w:tcPr>
-          <w:p/>
+          <w:sdt>
+            <w:sdtPr>
+              <w:tag w:val="imo_number"/>
+            </w:sdtPr>
+            <w:sdtContent>
+              <w:p>
+                <w:r>
+                  <w:t>{imo_number}</w:t>
+                </w:r>
+              </w:p>
+            </w:sdtContent>
+          </w:sdt>
         </w:tc>
         <w:tc>
           <w:tcPr>
@@ -3553,16 +3559,18 @@
           <w:trHeight w:hRule="exact" w:val="304"/>
         </w:trPr>
         <w:tc>
-          <w:tcPr>
-            <w:tcW w:w="914" w:type="dxa"/>
-            <w:tcBorders>
-              <w:top w:val="nil"/>
-              <w:left w:val="nil"/>
-              <w:bottom w:val="nil"/>
-              <w:right w:val="nil"/>
-            </w:tcBorders>
-          </w:tcPr>
-          <w:p/>
+          <w:sdt>
+            <w:sdtPr>
+              <w:tag w:val="place_of_survey"/>
+            </w:sdtPr>
+            <w:sdtContent>
+              <w:p>
+                <w:r>
+                  <w:t>{place_of_survey}</w:t>
+                </w:r>
+              </w:p>
+            </w:sdtContent>
+          </w:sdt>
         </w:tc>
         <w:tc>
           <w:tcPr>
@@ -3657,16 +3665,18 @@
           </w:p>
         </w:tc>
         <w:tc>
-          <w:tcPr>
-            <w:tcW w:w="1515" w:type="dxa"/>
-            <w:tcBorders>
-              <w:top w:val="nil"/>
-              <w:left w:val="nil"/>
-              <w:bottom w:val="nil"/>
-              <w:right w:val="nil"/>
-            </w:tcBorders>
-          </w:tcPr>
-          <w:p/>
+          <w:sdt>
+            <w:sdtPr>
+              <w:tag w:val="issue_date"/>
+            </w:sdtPr>
+            <w:sdtContent>
+              <w:p>
+                <w:r>
+                  <w:t>{issue_date}</w:t>
+                </w:r>
+              </w:p>
+            </w:sdtContent>
+          </w:sdt>
         </w:tc>
         <w:tc>
           <w:tcPr>

--- a/CHECKLISTS/CARGO SHIP SAFETY RADIOTELEPHONY CERTIFICATE/CHECK LIST/SARCE-02.docx
+++ b/CHECKLISTS/CARGO SHIP SAFETY RADIOTELEPHONY CERTIFICATE/CHECK LIST/SARCE-02.docx
@@ -3772,18 +3772,26 @@
     </w:p>
     <w:p>
       <w:pPr>
-        <w:spacing w:line="0" w:lineRule="atLeast"/>
-        <w:ind w:left="7260"/>
-        <w:rPr>
-          <w:b/>
+        <w:jc w:val="right"/>
+        <w:spacing w:after="200"/>
+      </w:pPr>
+      <w:sdt>
+        <w:sdtPr>
+          <w:tag w:val="surveyor_name"/>
+        </w:sdtPr>
+        <w:sdtContent>
+          <w:r>
+            <w:t>{surveyor_name}</w:t>
+          </w:r>
+        </w:sdtContent>
+      </w:sdt>
+      <w:r>
+        <w:rPr>
+          <w:rFonts w:ascii="Arial" w:hAnsi="Arial"/>
+          <w:bold/>
           <w:sz w:val="18"/>
         </w:rPr>
-      </w:pPr>
-      <w:r>
-        <w:rPr>
-          <w:b/>
-          <w:sz w:val="18"/>
-        </w:rPr>
+        <w:br/>
         <w:t>GR CLASS REPRESENTATIVE</w:t>
       </w:r>
     </w:p>
